--- a/Takudzwanashe__Musere_GT.docx
+++ b/Takudzwanashe__Musere_GT.docx
@@ -9,312 +9,8 @@
           <w:spacing w:val="-2"/>
         </w:rPr>
       </w:pPr>
-    </w:p>
-    <w:p>
-      <w:pPr>
-        <w:pStyle w:val="Title"/>
-        <w:rPr>
-          <w:spacing w:val="-2"/>
-        </w:rPr>
-      </w:pPr>
-    </w:p>
-    <w:p>
-      <w:pPr>
-        <w:rPr>
-          <w:b/>
-          <w:bCs/>
-          <w:sz w:val="48"/>
-        </w:rPr>
-      </w:pPr>
-      <w:r>
-        <w:rPr>
-          <w:b/>
-          <w:bCs/>
-          <w:sz w:val="48"/>
-        </w:rPr>
-        <w:t>Application Letter</w:t>
-      </w:r>
-    </w:p>
-    <w:p>
-      <w:pPr>
-        <w:spacing w:line="360" w:lineRule="auto"/>
-      </w:pPr>
-      <w:r>
-        <w:t>​</w:t>
-      </w:r>
-      <w:proofErr w:type="spellStart"/>
-      <w:r>
-        <w:t>Takudzwanashe</w:t>
-      </w:r>
-      <w:proofErr w:type="spellEnd"/>
-      <w:r>
-        <w:t xml:space="preserve"> </w:t>
-      </w:r>
-      <w:proofErr w:type="spellStart"/>
-      <w:r>
-        <w:t>Musere</w:t>
-      </w:r>
-      <w:proofErr w:type="spellEnd"/>
-    </w:p>
-    <w:p>
-      <w:pPr>
-        <w:spacing w:line="360" w:lineRule="auto"/>
-      </w:pPr>
-      <w:r>
-        <w:t>0775 649 488</w:t>
-      </w:r>
-    </w:p>
-    <w:p>
-      <w:pPr>
-        <w:spacing w:line="360" w:lineRule="auto"/>
-      </w:pPr>
-      <w:r>
-        <w:t xml:space="preserve">takudzwamusere@gmail.com </w:t>
-      </w:r>
-    </w:p>
-    <w:p>
-      <w:pPr>
-        <w:spacing w:line="360" w:lineRule="auto"/>
-      </w:pPr>
-    </w:p>
-    <w:p>
-      <w:pPr>
-        <w:spacing w:line="360" w:lineRule="auto"/>
-      </w:pPr>
-      <w:r>
-        <w:t>​</w:t>
-      </w:r>
-      <w:r>
-        <w:t>4</w:t>
-      </w:r>
-      <w:r>
-        <w:t xml:space="preserve"> June</w:t>
-      </w:r>
-      <w:r>
-        <w:t xml:space="preserve"> 2026</w:t>
-      </w:r>
-    </w:p>
-    <w:p>
-      <w:pPr>
-        <w:spacing w:line="360" w:lineRule="auto"/>
-      </w:pPr>
-      <w:r>
-        <w:t>Dear Sir/Madam,</w:t>
-      </w:r>
-    </w:p>
-    <w:p>
-      <w:pPr>
-        <w:spacing w:line="360" w:lineRule="auto"/>
-      </w:pPr>
-    </w:p>
-    <w:p>
-      <w:pPr>
-        <w:spacing w:line="360" w:lineRule="auto"/>
-      </w:pPr>
-      <w:r>
-        <w:t>​</w:t>
-      </w:r>
-      <w:r>
-        <w:t>Dear Hiring Manager,</w:t>
-      </w:r>
-    </w:p>
-    <w:p>
-      <w:pPr>
-        <w:spacing w:line="360" w:lineRule="auto"/>
-        <w:rPr>
-          <w:b/>
-        </w:rPr>
-      </w:pPr>
-      <w:r>
-        <w:rPr>
-          <w:b/>
-        </w:rPr>
-        <w:t>RE: Application for the Service Desk Analyst (Grade C5) Position</w:t>
-      </w:r>
-    </w:p>
-    <w:p>
-      <w:pPr>
-        <w:spacing w:line="360" w:lineRule="auto"/>
-      </w:pPr>
-    </w:p>
-    <w:p>
-      <w:pPr>
-        <w:spacing w:line="360" w:lineRule="auto"/>
-      </w:pPr>
-      <w:r>
-        <w:t>I am writing to express my interest in the Service Desk Analyst position advertised by ZINARA. I recently completed a Bachelor of Science degree in Information Technology and am eager to apply my technical knowledge and skills in a professional environment.</w:t>
-      </w:r>
-    </w:p>
-    <w:p>
-      <w:pPr>
-        <w:spacing w:line="360" w:lineRule="auto"/>
-      </w:pPr>
-    </w:p>
-    <w:p>
-      <w:pPr>
-        <w:spacing w:line="360" w:lineRule="auto"/>
-      </w:pPr>
-      <w:r>
-        <w:t>During my industrial attachment, I gained practical experience in IT support, including network maintenance, troubleshooting hardware an</w:t>
-      </w:r>
-      <w:r>
-        <w:t>d software issues, user support</w:t>
-      </w:r>
-      <w:r>
-        <w:t xml:space="preserve"> and maintaining computer systems. This experience strengthened my problem-solving, communication, and customer service skills, which I believe are essential for a Service Desk Analyst role.</w:t>
-      </w:r>
-    </w:p>
-    <w:p>
-      <w:pPr>
-        <w:spacing w:line="360" w:lineRule="auto"/>
-      </w:pPr>
-    </w:p>
-    <w:p>
-      <w:pPr>
-        <w:spacing w:line="360" w:lineRule="auto"/>
-      </w:pPr>
-      <w:r>
-        <w:t>I am a hardworking, adaptable and enthusiastic individual with a strong passion for information technology. I am confident that my academic background and practical experience would enable me to contribute positively to your organization while continuing to develop my professional skills.</w:t>
-      </w:r>
-    </w:p>
-    <w:p>
-      <w:pPr>
-        <w:spacing w:line="360" w:lineRule="auto"/>
-      </w:pPr>
-    </w:p>
-    <w:p>
-      <w:pPr>
-        <w:spacing w:line="360" w:lineRule="auto"/>
-      </w:pPr>
-      <w:r>
-        <w:t>I have attached my curriculum vitae and supporting documents for your consideration. I would welcome the opportunity to discuss my application further and demonstrate how I can contribute to ZINARA.</w:t>
-      </w:r>
-    </w:p>
-    <w:p>
-      <w:pPr>
-        <w:spacing w:line="360" w:lineRule="auto"/>
-      </w:pPr>
-    </w:p>
-    <w:p>
-      <w:pPr>
-        <w:spacing w:line="360" w:lineRule="auto"/>
-      </w:pPr>
-      <w:r>
-        <w:t>Thank you for your time and consideration. I look forward to hearing from you.</w:t>
-      </w:r>
-    </w:p>
-    <w:p>
-      <w:pPr>
-        <w:spacing w:line="360" w:lineRule="auto"/>
-      </w:pPr>
-    </w:p>
-    <w:p>
-      <w:pPr>
-        <w:spacing w:line="360" w:lineRule="auto"/>
-      </w:pPr>
-      <w:r>
-        <w:t>Yours faithfully,</w:t>
-      </w:r>
-    </w:p>
-    <w:p>
-      <w:pPr>
-        <w:spacing w:line="360" w:lineRule="auto"/>
-      </w:pPr>
-    </w:p>
-    <w:p>
-      <w:pPr>
-        <w:spacing w:line="360" w:lineRule="auto"/>
-      </w:pPr>
-      <w:proofErr w:type="spellStart"/>
-      <w:r>
-        <w:t>Takudzwa</w:t>
-      </w:r>
-      <w:r>
-        <w:t>nashe</w:t>
-      </w:r>
       <w:bookmarkStart w:id="0" w:name="_GoBack"/>
       <w:bookmarkEnd w:id="0"/>
-      <w:proofErr w:type="spellEnd"/>
-      <w:r>
-        <w:t xml:space="preserve"> </w:t>
-      </w:r>
-      <w:proofErr w:type="spellStart"/>
-      <w:r>
-        <w:t>Musere</w:t>
-      </w:r>
-      <w:proofErr w:type="spellEnd"/>
-    </w:p>
-    <w:p>
-      <w:pPr>
-        <w:spacing w:line="360" w:lineRule="auto"/>
-        <w:rPr>
-          <w:spacing w:val="-2"/>
-        </w:rPr>
-      </w:pPr>
-    </w:p>
-    <w:p>
-      <w:pPr>
-        <w:pStyle w:val="Title"/>
-        <w:rPr>
-          <w:spacing w:val="-2"/>
-        </w:rPr>
-      </w:pPr>
-    </w:p>
-    <w:p>
-      <w:pPr>
-        <w:pStyle w:val="Title"/>
-        <w:rPr>
-          <w:spacing w:val="-2"/>
-        </w:rPr>
-      </w:pPr>
-    </w:p>
-    <w:p>
-      <w:pPr>
-        <w:pStyle w:val="Title"/>
-        <w:rPr>
-          <w:spacing w:val="-2"/>
-        </w:rPr>
-      </w:pPr>
-    </w:p>
-    <w:p>
-      <w:pPr>
-        <w:pStyle w:val="Title"/>
-        <w:rPr>
-          <w:spacing w:val="-2"/>
-        </w:rPr>
-      </w:pPr>
-    </w:p>
-    <w:p>
-      <w:pPr>
-        <w:pStyle w:val="Title"/>
-        <w:rPr>
-          <w:spacing w:val="-2"/>
-        </w:rPr>
-      </w:pPr>
-    </w:p>
-    <w:p>
-      <w:pPr>
-        <w:pStyle w:val="Title"/>
-        <w:rPr>
-          <w:spacing w:val="-2"/>
-        </w:rPr>
-      </w:pPr>
-    </w:p>
-    <w:p>
-      <w:pPr>
-        <w:pStyle w:val="Title"/>
-        <w:rPr>
-          <w:spacing w:val="-2"/>
-        </w:rPr>
-      </w:pPr>
-    </w:p>
-    <w:p>
-      <w:pPr>
-        <w:pStyle w:val="Title"/>
-        <w:rPr>
-          <w:spacing w:val="-2"/>
-        </w:rPr>
-      </w:pPr>
       <w:r>
         <w:rPr>
           <w:spacing w:val="-2"/>
@@ -2502,7 +2198,6 @@
         <w:ind w:left="719" w:hanging="359"/>
       </w:pPr>
       <w:r>
-        <w:lastRenderedPageBreak/>
         <w:t>Fast</w:t>
       </w:r>
       <w:r>

--- a/Takudzwanashe__Musere_GT.docx
+++ b/Takudzwanashe__Musere_GT.docx
@@ -9,8 +9,6 @@
           <w:spacing w:val="-2"/>
         </w:rPr>
       </w:pPr>
-      <w:bookmarkStart w:id="0" w:name="_GoBack"/>
-      <w:bookmarkEnd w:id="0"/>
       <w:r>
         <w:rPr>
           <w:spacing w:val="-2"/>
@@ -59,9 +57,18 @@
         <w:spacing w:before="39" w:line="259" w:lineRule="auto"/>
         <w:ind w:left="0" w:right="356" w:firstLine="0"/>
         <w:jc w:val="both"/>
-      </w:pPr>
-      <w:r>
-        <w:t xml:space="preserve">Email: </w:t>
+        <w:rPr>
+          <w:b/>
+        </w:rPr>
+      </w:pPr>
+      <w:r>
+        <w:rPr>
+          <w:b/>
+        </w:rPr>
+        <w:t>Email</w:t>
+      </w:r>
+      <w:r>
+        <w:t xml:space="preserve">: </w:t>
       </w:r>
       <w:hyperlink r:id="rId5">
         <w:r>
@@ -73,53 +80,6 @@
       </w:r>
       <w:r>
         <w:tab/>
-        <w:t>Mobile:</w:t>
-      </w:r>
-      <w:r>
-        <w:rPr>
-          <w:spacing w:val="-14"/>
-        </w:rPr>
-        <w:t xml:space="preserve"> </w:t>
-      </w:r>
-      <w:r>
-        <w:t>+263775649488 LinkedIn: linkedin.com/in/</w:t>
-      </w:r>
-      <w:proofErr w:type="spellStart"/>
-      <w:r>
-        <w:t>takudzwa-musere</w:t>
-      </w:r>
-      <w:proofErr w:type="spellEnd"/>
-      <w:r>
-        <w:tab/>
-        <w:t>GitHub:</w:t>
-      </w:r>
-      <w:r>
-        <w:rPr>
-          <w:spacing w:val="-14"/>
-        </w:rPr>
-        <w:t xml:space="preserve"> </w:t>
-      </w:r>
-      <w:r>
-        <w:t>github.com/</w:t>
-      </w:r>
-      <w:proofErr w:type="spellStart"/>
-      <w:r>
-        <w:t>takudzwanashemusere</w:t>
-      </w:r>
-      <w:proofErr w:type="spellEnd"/>
-      <w:r>
-        <w:t xml:space="preserve"> Address: </w:t>
-      </w:r>
-      <w:proofErr w:type="spellStart"/>
-      <w:r>
-        <w:t>Budiriro</w:t>
-      </w:r>
-      <w:proofErr w:type="spellEnd"/>
-      <w:r>
-        <w:t xml:space="preserve"> 1, </w:t>
-      </w:r>
-      <w:r>
-        <w:t>Harare, Zimbabwe</w:t>
       </w:r>
     </w:p>
     <w:p>
@@ -133,19 +93,129 @@
         <w:ind w:left="0" w:right="356" w:firstLine="0"/>
         <w:jc w:val="both"/>
       </w:pPr>
-      <w:r>
-        <w:t>Date of birth: 22 April 2002</w:t>
+      <w:proofErr w:type="spellStart"/>
+      <w:r>
+        <w:rPr>
+          <w:b/>
+        </w:rPr>
+        <w:t>Linkedin</w:t>
+      </w:r>
+      <w:proofErr w:type="spellEnd"/>
+      <w:r>
+        <w:t>: li</w:t>
+      </w:r>
+      <w:r>
+        <w:t>nkedin.com/in/</w:t>
+      </w:r>
+      <w:proofErr w:type="spellStart"/>
+      <w:r>
+        <w:t>takudzwa-musere</w:t>
+      </w:r>
+      <w:proofErr w:type="spellEnd"/>
+      <w:r>
+        <w:tab/>
       </w:r>
     </w:p>
     <w:p>
       <w:pPr>
         <w:pStyle w:val="BodyText"/>
-        <w:spacing w:before="63"/>
-        <w:ind w:left="0" w:firstLine="0"/>
-        <w:rPr>
-          <w:sz w:val="20"/>
-        </w:rPr>
-      </w:pPr>
+        <w:tabs>
+          <w:tab w:val="left" w:pos="5548"/>
+          <w:tab w:val="left" w:pos="7163"/>
+        </w:tabs>
+        <w:spacing w:before="39" w:line="259" w:lineRule="auto"/>
+        <w:ind w:left="0" w:right="356" w:firstLine="0"/>
+        <w:jc w:val="both"/>
+      </w:pPr>
+      <w:r>
+        <w:rPr>
+          <w:b/>
+        </w:rPr>
+        <w:t>Address</w:t>
+      </w:r>
+      <w:r>
+        <w:t xml:space="preserve">: </w:t>
+      </w:r>
+      <w:proofErr w:type="spellStart"/>
+      <w:r>
+        <w:t>Budiriro</w:t>
+      </w:r>
+      <w:proofErr w:type="spellEnd"/>
+      <w:r>
+        <w:t xml:space="preserve"> 1, </w:t>
+      </w:r>
+      <w:r>
+        <w:t>Harare, Zimbabwe</w:t>
+      </w:r>
+    </w:p>
+    <w:p>
+      <w:pPr>
+        <w:pStyle w:val="BodyText"/>
+        <w:tabs>
+          <w:tab w:val="left" w:pos="5548"/>
+          <w:tab w:val="left" w:pos="7163"/>
+        </w:tabs>
+        <w:spacing w:before="39" w:line="259" w:lineRule="auto"/>
+        <w:ind w:left="0" w:right="356" w:firstLine="0"/>
+        <w:jc w:val="both"/>
+      </w:pPr>
+      <w:r>
+        <w:rPr>
+          <w:b/>
+        </w:rPr>
+        <w:t>Date of birth:</w:t>
+      </w:r>
+      <w:r>
+        <w:t xml:space="preserve"> 22 April 2002</w:t>
+      </w:r>
+    </w:p>
+    <w:p>
+      <w:pPr>
+        <w:pStyle w:val="BodyText"/>
+        <w:tabs>
+          <w:tab w:val="left" w:pos="5548"/>
+          <w:tab w:val="left" w:pos="7163"/>
+        </w:tabs>
+        <w:spacing w:before="39" w:line="259" w:lineRule="auto"/>
+        <w:ind w:left="0" w:right="356" w:firstLine="0"/>
+        <w:jc w:val="both"/>
+      </w:pPr>
+      <w:r>
+        <w:rPr>
+          <w:b/>
+        </w:rPr>
+        <w:t>Mobile:</w:t>
+      </w:r>
+      <w:r>
+        <w:rPr>
+          <w:spacing w:val="-14"/>
+        </w:rPr>
+        <w:t xml:space="preserve"> </w:t>
+      </w:r>
+      <w:r>
+        <w:t>+263775649488</w:t>
+      </w:r>
+    </w:p>
+    <w:p>
+      <w:pPr>
+        <w:pStyle w:val="BodyText"/>
+        <w:tabs>
+          <w:tab w:val="left" w:pos="5548"/>
+          <w:tab w:val="left" w:pos="7163"/>
+        </w:tabs>
+        <w:spacing w:before="39" w:line="259" w:lineRule="auto"/>
+        <w:ind w:left="0" w:right="356" w:firstLine="0"/>
+        <w:jc w:val="both"/>
+      </w:pPr>
+      <w:r>
+        <w:rPr>
+          <w:b/>
+        </w:rPr>
+        <w:t>Gender</w:t>
+      </w:r>
+      <w:r>
+        <w:t>: Male</w:t>
+      </w:r>
       <w:r>
         <w:rPr>
           <w:noProof/>
@@ -2533,8 +2603,12 @@
     <w:p>
       <w:pPr>
         <w:pStyle w:val="Heading1"/>
-      </w:pPr>
-      <w:r>
+        <w:rPr>
+          <w:spacing w:val="-2"/>
+        </w:rPr>
+      </w:pPr>
+      <w:r>
+        <w:lastRenderedPageBreak/>
         <w:t>WORK</w:t>
       </w:r>
       <w:r>
@@ -2553,13 +2627,102 @@
     <w:p>
       <w:pPr>
         <w:pStyle w:val="Heading1"/>
-        <w:sectPr>
-          <w:type w:val="continuous"/>
-          <w:pgSz w:w="12240" w:h="15840"/>
-          <w:pgMar w:top="1000" w:right="1080" w:bottom="280" w:left="1440" w:header="720" w:footer="720" w:gutter="0"/>
-          <w:cols w:space="720"/>
-        </w:sectPr>
-      </w:pPr>
+      </w:pPr>
+      <w:r>
+        <w:t>Loans Agent | Red Sphere</w:t>
+      </w:r>
+      <w:r>
+        <w:t xml:space="preserve"> Finance</w:t>
+      </w:r>
+      <w:r>
+        <w:t xml:space="preserve"> (CBZ)</w:t>
+      </w:r>
+      <w:r>
+        <w:t xml:space="preserve">                                                 </w:t>
+      </w:r>
+      <w:r>
+        <w:t xml:space="preserve"> June 2023 – September 2023</w:t>
+      </w:r>
+    </w:p>
+    <w:p>
+      <w:pPr>
+        <w:widowControl/>
+        <w:numPr>
+          <w:ilvl w:val="0"/>
+          <w:numId w:val="2"/>
+        </w:numPr>
+        <w:autoSpaceDE/>
+        <w:autoSpaceDN/>
+        <w:spacing w:before="100" w:beforeAutospacing="1" w:after="100" w:afterAutospacing="1"/>
+      </w:pPr>
+      <w:r>
+        <w:t>Processed and issued loans to civil servants, guiding applicants through eligibility, documentation, and the full application process.</w:t>
+      </w:r>
+    </w:p>
+    <w:p>
+      <w:pPr>
+        <w:widowControl/>
+        <w:numPr>
+          <w:ilvl w:val="0"/>
+          <w:numId w:val="2"/>
+        </w:numPr>
+        <w:autoSpaceDE/>
+        <w:autoSpaceDN/>
+        <w:spacing w:before="100" w:beforeAutospacing="1" w:after="100" w:afterAutospacing="1"/>
+      </w:pPr>
+      <w:r>
+        <w:t>Captured and verified client information and supporting documents, ensuring accuracy and compliance with lending requirements.</w:t>
+      </w:r>
+    </w:p>
+    <w:p>
+      <w:pPr>
+        <w:widowControl/>
+        <w:numPr>
+          <w:ilvl w:val="0"/>
+          <w:numId w:val="2"/>
+        </w:numPr>
+        <w:autoSpaceDE/>
+        <w:autoSpaceDN/>
+        <w:spacing w:before="100" w:beforeAutospacing="1" w:after="100" w:afterAutospacing="1"/>
+      </w:pPr>
+      <w:r>
+        <w:t>Conducted KYC and affordability checks, assessing applications against lending criteria before approval and disbursement.</w:t>
+      </w:r>
+    </w:p>
+    <w:p>
+      <w:pPr>
+        <w:widowControl/>
+        <w:numPr>
+          <w:ilvl w:val="0"/>
+          <w:numId w:val="2"/>
+        </w:numPr>
+        <w:autoSpaceDE/>
+        <w:autoSpaceDN/>
+        <w:spacing w:before="100" w:beforeAutospacing="1" w:after="100" w:afterAutospacing="1"/>
+      </w:pPr>
+      <w:r>
+        <w:t>Maintained accurate records of applic</w:t>
+      </w:r>
+      <w:bookmarkStart w:id="0" w:name="_GoBack"/>
+      <w:bookmarkEnd w:id="0"/>
+      <w:r>
+        <w:t>ations and disbursements while safeguarding sensitive personal and financial data.</w:t>
+      </w:r>
+    </w:p>
+    <w:p>
+      <w:pPr>
+        <w:widowControl/>
+        <w:numPr>
+          <w:ilvl w:val="0"/>
+          <w:numId w:val="2"/>
+        </w:numPr>
+        <w:autoSpaceDE/>
+        <w:autoSpaceDN/>
+        <w:spacing w:before="100" w:beforeAutospacing="1" w:after="100" w:afterAutospacing="1"/>
+      </w:pPr>
+      <w:r>
+        <w:t>Provided front-line customer service, resolving client queries and explaining loan terms clearly.</w:t>
+      </w:r>
     </w:p>
     <w:p>
       <w:pPr>
@@ -2570,7 +2733,6 @@
         <w:spacing w:before="79"/>
       </w:pPr>
       <w:r>
-        <w:lastRenderedPageBreak/>
         <w:t>Computer</w:t>
       </w:r>
       <w:r>
@@ -4673,24 +4835,6 @@
     <w:p>
       <w:pPr>
         <w:pStyle w:val="BodyText"/>
-        <w:ind w:left="0" w:firstLine="0"/>
-        <w:rPr>
-          <w:sz w:val="20"/>
-        </w:rPr>
-      </w:pPr>
-    </w:p>
-    <w:p>
-      <w:pPr>
-        <w:pStyle w:val="BodyText"/>
-        <w:ind w:left="0" w:firstLine="0"/>
-        <w:rPr>
-          <w:sz w:val="20"/>
-        </w:rPr>
-      </w:pPr>
-    </w:p>
-    <w:p>
-      <w:pPr>
-        <w:pStyle w:val="BodyText"/>
         <w:spacing w:before="167"/>
         <w:ind w:left="0" w:firstLine="0"/>
         <w:rPr>
@@ -4798,6 +4942,281 @@
       <w:pPr>
         <w:pStyle w:val="Heading1"/>
         <w:spacing w:before="161"/>
+      </w:pPr>
+      <w:r>
+        <w:rPr>
+          <w:spacing w:val="-2"/>
+        </w:rPr>
+        <w:t>REFERENCES</w:t>
+      </w:r>
+    </w:p>
+    <w:p>
+      <w:pPr>
+        <w:pStyle w:val="Heading2"/>
+        <w:spacing w:before="81"/>
+      </w:pPr>
+      <w:proofErr w:type="spellStart"/>
+      <w:r>
+        <w:lastRenderedPageBreak/>
+        <w:t>Mrs</w:t>
+      </w:r>
+      <w:proofErr w:type="spellEnd"/>
+      <w:r>
+        <w:t xml:space="preserve"> </w:t>
+      </w:r>
+      <w:proofErr w:type="spellStart"/>
+      <w:r>
+        <w:t>Muzhindi</w:t>
+      </w:r>
+      <w:proofErr w:type="spellEnd"/>
+      <w:r>
+        <w:t xml:space="preserve"> – Manager, </w:t>
+      </w:r>
+      <w:r>
+        <w:t xml:space="preserve">CBZ </w:t>
+      </w:r>
+      <w:proofErr w:type="spellStart"/>
+      <w:r>
+        <w:t>RedS</w:t>
+      </w:r>
+      <w:r>
+        <w:t>phere</w:t>
+      </w:r>
+      <w:proofErr w:type="spellEnd"/>
+      <w:r>
+        <w:t xml:space="preserve"> </w:t>
+      </w:r>
+      <w:r>
+        <w:t>Finance</w:t>
+      </w:r>
+    </w:p>
+    <w:p>
+      <w:pPr>
+        <w:pStyle w:val="Heading2"/>
+        <w:spacing w:before="81"/>
+        <w:rPr>
+          <w:b w:val="0"/>
+        </w:rPr>
+      </w:pPr>
+      <w:r>
+        <w:rPr>
+          <w:b w:val="0"/>
+        </w:rPr>
+        <w:t>+263 77 416 8054</w:t>
+      </w:r>
+    </w:p>
+    <w:p>
+      <w:pPr>
+        <w:pStyle w:val="Heading2"/>
+        <w:spacing w:before="81"/>
+      </w:pPr>
+      <w:proofErr w:type="spellStart"/>
+      <w:r>
+        <w:t>Mr</w:t>
+      </w:r>
+      <w:proofErr w:type="spellEnd"/>
+      <w:r>
+        <w:t xml:space="preserve"> </w:t>
+      </w:r>
+      <w:proofErr w:type="spellStart"/>
+      <w:r>
+        <w:t>Matanga</w:t>
+      </w:r>
+      <w:proofErr w:type="spellEnd"/>
+      <w:r>
+        <w:t>–</w:t>
+      </w:r>
+      <w:r>
+        <w:rPr>
+          <w:spacing w:val="-5"/>
+        </w:rPr>
+        <w:t xml:space="preserve"> </w:t>
+      </w:r>
+      <w:r>
+        <w:t>Attachment Supervisor,</w:t>
+      </w:r>
+      <w:r>
+        <w:rPr>
+          <w:spacing w:val="-5"/>
+        </w:rPr>
+        <w:t xml:space="preserve"> </w:t>
+      </w:r>
+      <w:r>
+        <w:t>Luisa</w:t>
+      </w:r>
+      <w:r>
+        <w:rPr>
+          <w:spacing w:val="-8"/>
+        </w:rPr>
+        <w:t xml:space="preserve"> </w:t>
+      </w:r>
+      <w:proofErr w:type="spellStart"/>
+      <w:r>
+        <w:t>Guidotti</w:t>
+      </w:r>
+      <w:proofErr w:type="spellEnd"/>
+      <w:r>
+        <w:rPr>
+          <w:spacing w:val="-7"/>
+        </w:rPr>
+        <w:t xml:space="preserve"> </w:t>
+      </w:r>
+      <w:r>
+        <w:rPr>
+          <w:spacing w:val="-2"/>
+        </w:rPr>
+        <w:t>Hospital</w:t>
+      </w:r>
+    </w:p>
+    <w:p>
+      <w:pPr>
+        <w:pStyle w:val="BodyText"/>
+        <w:spacing w:before="18"/>
+        <w:ind w:left="0" w:firstLine="0"/>
+      </w:pPr>
+      <w:r>
+        <w:t>+263 78 002 9895</w:t>
+      </w:r>
+    </w:p>
+    <w:p>
+      <w:pPr>
+        <w:pStyle w:val="BodyText"/>
+        <w:spacing w:before="103"/>
+        <w:ind w:left="0" w:firstLine="0"/>
+      </w:pPr>
+    </w:p>
+    <w:p>
+      <w:pPr>
+        <w:pStyle w:val="Heading2"/>
+      </w:pPr>
+      <w:proofErr w:type="spellStart"/>
+      <w:r>
+        <w:t>Mr</w:t>
+      </w:r>
+      <w:proofErr w:type="spellEnd"/>
+      <w:r>
+        <w:rPr>
+          <w:spacing w:val="-6"/>
+        </w:rPr>
+        <w:t xml:space="preserve"> </w:t>
+      </w:r>
+      <w:r>
+        <w:t>Shoko</w:t>
+      </w:r>
+      <w:r>
+        <w:rPr>
+          <w:spacing w:val="-6"/>
+        </w:rPr>
+        <w:t xml:space="preserve"> </w:t>
+      </w:r>
+      <w:r>
+        <w:t>–</w:t>
+      </w:r>
+      <w:r>
+        <w:rPr>
+          <w:spacing w:val="-3"/>
+        </w:rPr>
+        <w:t xml:space="preserve"> </w:t>
+      </w:r>
+      <w:r>
+        <w:t>Headmaster,</w:t>
+      </w:r>
+      <w:r>
+        <w:rPr>
+          <w:spacing w:val="-6"/>
+        </w:rPr>
+        <w:t xml:space="preserve"> </w:t>
+      </w:r>
+      <w:r>
+        <w:t>All</w:t>
+      </w:r>
+      <w:r>
+        <w:rPr>
+          <w:spacing w:val="-3"/>
+        </w:rPr>
+        <w:t xml:space="preserve"> </w:t>
+      </w:r>
+      <w:r>
+        <w:t>Souls</w:t>
+      </w:r>
+      <w:r>
+        <w:rPr>
+          <w:spacing w:val="-8"/>
+        </w:rPr>
+        <w:t xml:space="preserve"> </w:t>
+      </w:r>
+      <w:r>
+        <w:t>Mission</w:t>
+      </w:r>
+      <w:r>
+        <w:rPr>
+          <w:spacing w:val="-4"/>
+        </w:rPr>
+        <w:t xml:space="preserve"> </w:t>
+      </w:r>
+      <w:r>
+        <w:t>High</w:t>
+      </w:r>
+      <w:r>
+        <w:rPr>
+          <w:spacing w:val="-6"/>
+        </w:rPr>
+        <w:t xml:space="preserve"> </w:t>
+      </w:r>
+      <w:r>
+        <w:rPr>
+          <w:spacing w:val="-2"/>
+        </w:rPr>
+        <w:t>School</w:t>
+      </w:r>
+    </w:p>
+    <w:p>
+      <w:pPr>
+        <w:pStyle w:val="BodyText"/>
+        <w:spacing w:before="21"/>
+        <w:ind w:left="0" w:firstLine="0"/>
+      </w:pPr>
+      <w:r>
+        <w:t>+263</w:t>
+      </w:r>
+      <w:r>
+        <w:rPr>
+          <w:spacing w:val="-5"/>
+        </w:rPr>
+        <w:t xml:space="preserve"> </w:t>
+      </w:r>
+      <w:r>
+        <w:t>77</w:t>
+      </w:r>
+      <w:r>
+        <w:rPr>
+          <w:spacing w:val="-2"/>
+        </w:rPr>
+        <w:t xml:space="preserve"> </w:t>
+      </w:r>
+      <w:r>
+        <w:t>489</w:t>
+      </w:r>
+      <w:r>
+        <w:rPr>
+          <w:spacing w:val="-4"/>
+        </w:rPr>
+        <w:t xml:space="preserve"> 8103</w:t>
+      </w:r>
+    </w:p>
+    <w:p>
+      <w:pPr>
+        <w:pStyle w:val="Heading1"/>
+        <w:spacing w:before="161"/>
+        <w:rPr>
+          <w:spacing w:val="-2"/>
+        </w:rPr>
+      </w:pPr>
+    </w:p>
+    <w:p>
+      <w:pPr>
+        <w:pStyle w:val="Heading1"/>
+        <w:spacing w:before="161"/>
         <w:rPr>
           <w:spacing w:val="-2"/>
         </w:rPr>
@@ -4806,7 +5225,6 @@
         <w:rPr>
           <w:noProof/>
         </w:rPr>
-        <w:lastRenderedPageBreak/>
         <w:drawing>
           <wp:inline distT="0" distB="0" distL="0" distR="0" wp14:anchorId="2F1EDFAA" wp14:editId="5EB72790">
             <wp:extent cx="4733925" cy="3067050"/>
@@ -5186,221 +5604,6 @@
         </w:rPr>
       </w:pPr>
     </w:p>
-    <w:p>
-      <w:pPr>
-        <w:pStyle w:val="Heading1"/>
-        <w:spacing w:before="161"/>
-      </w:pPr>
-      <w:r>
-        <w:rPr>
-          <w:spacing w:val="-2"/>
-        </w:rPr>
-        <w:lastRenderedPageBreak/>
-        <w:t>REFERENCES</w:t>
-      </w:r>
-    </w:p>
-    <w:p>
-      <w:pPr>
-        <w:pStyle w:val="Heading2"/>
-        <w:spacing w:before="81"/>
-      </w:pPr>
-      <w:proofErr w:type="spellStart"/>
-      <w:r>
-        <w:t>Mr</w:t>
-      </w:r>
-      <w:proofErr w:type="spellEnd"/>
-      <w:r>
-        <w:t xml:space="preserve"> </w:t>
-      </w:r>
-      <w:proofErr w:type="spellStart"/>
-      <w:r>
-        <w:t>Matanga</w:t>
-      </w:r>
-      <w:proofErr w:type="spellEnd"/>
-      <w:r>
-        <w:t>–</w:t>
-      </w:r>
-      <w:r>
-        <w:rPr>
-          <w:spacing w:val="-5"/>
-        </w:rPr>
-        <w:t xml:space="preserve"> </w:t>
-      </w:r>
-      <w:r>
-        <w:t>Attachment Supervisor</w:t>
-      </w:r>
-      <w:r>
-        <w:t>,</w:t>
-      </w:r>
-      <w:r>
-        <w:rPr>
-          <w:spacing w:val="-5"/>
-        </w:rPr>
-        <w:t xml:space="preserve"> </w:t>
-      </w:r>
-      <w:r>
-        <w:t>Luisa</w:t>
-      </w:r>
-      <w:r>
-        <w:rPr>
-          <w:spacing w:val="-8"/>
-        </w:rPr>
-        <w:t xml:space="preserve"> </w:t>
-      </w:r>
-      <w:proofErr w:type="spellStart"/>
-      <w:r>
-        <w:t>Guidotti</w:t>
-      </w:r>
-      <w:proofErr w:type="spellEnd"/>
-      <w:r>
-        <w:rPr>
-          <w:spacing w:val="-7"/>
-        </w:rPr>
-        <w:t xml:space="preserve"> </w:t>
-      </w:r>
-      <w:r>
-        <w:rPr>
-          <w:spacing w:val="-2"/>
-        </w:rPr>
-        <w:t>Hospital</w:t>
-      </w:r>
-    </w:p>
-    <w:p>
-      <w:pPr>
-        <w:pStyle w:val="BodyText"/>
-        <w:spacing w:before="18"/>
-        <w:ind w:left="0" w:firstLine="0"/>
-      </w:pPr>
-      <w:r>
-        <w:t>++263 78 002 9895</w:t>
-      </w:r>
-    </w:p>
-    <w:p>
-      <w:pPr>
-        <w:pStyle w:val="BodyText"/>
-        <w:spacing w:before="103"/>
-        <w:ind w:left="0" w:firstLine="0"/>
-      </w:pPr>
-    </w:p>
-    <w:p>
-      <w:pPr>
-        <w:pStyle w:val="Heading2"/>
-      </w:pPr>
-      <w:proofErr w:type="spellStart"/>
-      <w:r>
-        <w:t>Mr</w:t>
-      </w:r>
-      <w:proofErr w:type="spellEnd"/>
-      <w:r>
-        <w:rPr>
-          <w:spacing w:val="-6"/>
-        </w:rPr>
-        <w:t xml:space="preserve"> </w:t>
-      </w:r>
-      <w:r>
-        <w:t>Shoko</w:t>
-      </w:r>
-      <w:r>
-        <w:rPr>
-          <w:spacing w:val="-6"/>
-        </w:rPr>
-        <w:t xml:space="preserve"> </w:t>
-      </w:r>
-      <w:r>
-        <w:t>–</w:t>
-      </w:r>
-      <w:r>
-        <w:rPr>
-          <w:spacing w:val="-3"/>
-        </w:rPr>
-        <w:t xml:space="preserve"> </w:t>
-      </w:r>
-      <w:r>
-        <w:t>Headmaster,</w:t>
-      </w:r>
-      <w:r>
-        <w:rPr>
-          <w:spacing w:val="-6"/>
-        </w:rPr>
-        <w:t xml:space="preserve"> </w:t>
-      </w:r>
-      <w:r>
-        <w:t>All</w:t>
-      </w:r>
-      <w:r>
-        <w:rPr>
-          <w:spacing w:val="-3"/>
-        </w:rPr>
-        <w:t xml:space="preserve"> </w:t>
-      </w:r>
-      <w:r>
-        <w:t>Souls</w:t>
-      </w:r>
-      <w:r>
-        <w:rPr>
-          <w:spacing w:val="-8"/>
-        </w:rPr>
-        <w:t xml:space="preserve"> </w:t>
-      </w:r>
-      <w:r>
-        <w:t>Mission</w:t>
-      </w:r>
-      <w:r>
-        <w:rPr>
-          <w:spacing w:val="-4"/>
-        </w:rPr>
-        <w:t xml:space="preserve"> </w:t>
-      </w:r>
-      <w:r>
-        <w:t>High</w:t>
-      </w:r>
-      <w:r>
-        <w:rPr>
-          <w:spacing w:val="-6"/>
-        </w:rPr>
-        <w:t xml:space="preserve"> </w:t>
-      </w:r>
-      <w:r>
-        <w:rPr>
-          <w:spacing w:val="-2"/>
-        </w:rPr>
-        <w:t>School</w:t>
-      </w:r>
-    </w:p>
-    <w:p>
-      <w:pPr>
-        <w:pStyle w:val="BodyText"/>
-        <w:spacing w:before="21"/>
-        <w:ind w:left="0" w:firstLine="0"/>
-      </w:pPr>
-      <w:r>
-        <w:t>+263</w:t>
-      </w:r>
-      <w:r>
-        <w:rPr>
-          <w:spacing w:val="-5"/>
-        </w:rPr>
-        <w:t xml:space="preserve"> </w:t>
-      </w:r>
-      <w:r>
-        <w:t>77</w:t>
-      </w:r>
-      <w:r>
-        <w:rPr>
-          <w:spacing w:val="-2"/>
-        </w:rPr>
-        <w:t xml:space="preserve"> </w:t>
-      </w:r>
-      <w:r>
-        <w:t>489</w:t>
-      </w:r>
-      <w:r>
-        <w:rPr>
-          <w:spacing w:val="-4"/>
-        </w:rPr>
-        <w:t xml:space="preserve"> 8103</w:t>
-      </w:r>
-    </w:p>
     <w:sectPr>
       <w:pgSz w:w="12240" w:h="15840"/>
       <w:pgMar w:top="1000" w:right="1080" w:bottom="280" w:left="1440" w:header="720" w:footer="720" w:gutter="0"/>
@@ -5533,8 +5736,160 @@
       </w:rPr>
     </w:lvl>
   </w:abstractNum>
+  <w:abstractNum w:abstractNumId="1" w15:restartNumberingAfterBreak="0">
+    <w:nsid w:val="40B76B1D"/>
+    <w:multiLevelType w:val="multilevel"/>
+    <w:tmpl w:val="021EACCC"/>
+    <w:lvl w:ilvl="0">
+      <w:start w:val="1"/>
+      <w:numFmt w:val="bullet"/>
+      <w:lvlText w:val=""/>
+      <w:lvlJc w:val="left"/>
+      <w:pPr>
+        <w:tabs>
+          <w:tab w:val="num" w:pos="720"/>
+        </w:tabs>
+        <w:ind w:left="720" w:hanging="360"/>
+      </w:pPr>
+      <w:rPr>
+        <w:rFonts w:ascii="Symbol" w:hAnsi="Symbol" w:hint="default"/>
+        <w:sz w:val="20"/>
+      </w:rPr>
+    </w:lvl>
+    <w:lvl w:ilvl="1" w:tentative="1">
+      <w:start w:val="1"/>
+      <w:numFmt w:val="bullet"/>
+      <w:lvlText w:val="o"/>
+      <w:lvlJc w:val="left"/>
+      <w:pPr>
+        <w:tabs>
+          <w:tab w:val="num" w:pos="1440"/>
+        </w:tabs>
+        <w:ind w:left="1440" w:hanging="360"/>
+      </w:pPr>
+      <w:rPr>
+        <w:rFonts w:ascii="Courier New" w:hAnsi="Courier New" w:hint="default"/>
+        <w:sz w:val="20"/>
+      </w:rPr>
+    </w:lvl>
+    <w:lvl w:ilvl="2" w:tentative="1">
+      <w:start w:val="1"/>
+      <w:numFmt w:val="bullet"/>
+      <w:lvlText w:val=""/>
+      <w:lvlJc w:val="left"/>
+      <w:pPr>
+        <w:tabs>
+          <w:tab w:val="num" w:pos="2160"/>
+        </w:tabs>
+        <w:ind w:left="2160" w:hanging="360"/>
+      </w:pPr>
+      <w:rPr>
+        <w:rFonts w:ascii="Wingdings" w:hAnsi="Wingdings" w:hint="default"/>
+        <w:sz w:val="20"/>
+      </w:rPr>
+    </w:lvl>
+    <w:lvl w:ilvl="3" w:tentative="1">
+      <w:start w:val="1"/>
+      <w:numFmt w:val="bullet"/>
+      <w:lvlText w:val=""/>
+      <w:lvlJc w:val="left"/>
+      <w:pPr>
+        <w:tabs>
+          <w:tab w:val="num" w:pos="2880"/>
+        </w:tabs>
+        <w:ind w:left="2880" w:hanging="360"/>
+      </w:pPr>
+      <w:rPr>
+        <w:rFonts w:ascii="Wingdings" w:hAnsi="Wingdings" w:hint="default"/>
+        <w:sz w:val="20"/>
+      </w:rPr>
+    </w:lvl>
+    <w:lvl w:ilvl="4" w:tentative="1">
+      <w:start w:val="1"/>
+      <w:numFmt w:val="bullet"/>
+      <w:lvlText w:val=""/>
+      <w:lvlJc w:val="left"/>
+      <w:pPr>
+        <w:tabs>
+          <w:tab w:val="num" w:pos="3600"/>
+        </w:tabs>
+        <w:ind w:left="3600" w:hanging="360"/>
+      </w:pPr>
+      <w:rPr>
+        <w:rFonts w:ascii="Wingdings" w:hAnsi="Wingdings" w:hint="default"/>
+        <w:sz w:val="20"/>
+      </w:rPr>
+    </w:lvl>
+    <w:lvl w:ilvl="5" w:tentative="1">
+      <w:start w:val="1"/>
+      <w:numFmt w:val="bullet"/>
+      <w:lvlText w:val=""/>
+      <w:lvlJc w:val="left"/>
+      <w:pPr>
+        <w:tabs>
+          <w:tab w:val="num" w:pos="4320"/>
+        </w:tabs>
+        <w:ind w:left="4320" w:hanging="360"/>
+      </w:pPr>
+      <w:rPr>
+        <w:rFonts w:ascii="Wingdings" w:hAnsi="Wingdings" w:hint="default"/>
+        <w:sz w:val="20"/>
+      </w:rPr>
+    </w:lvl>
+    <w:lvl w:ilvl="6" w:tentative="1">
+      <w:start w:val="1"/>
+      <w:numFmt w:val="bullet"/>
+      <w:lvlText w:val=""/>
+      <w:lvlJc w:val="left"/>
+      <w:pPr>
+        <w:tabs>
+          <w:tab w:val="num" w:pos="5040"/>
+        </w:tabs>
+        <w:ind w:left="5040" w:hanging="360"/>
+      </w:pPr>
+      <w:rPr>
+        <w:rFonts w:ascii="Wingdings" w:hAnsi="Wingdings" w:hint="default"/>
+        <w:sz w:val="20"/>
+      </w:rPr>
+    </w:lvl>
+    <w:lvl w:ilvl="7" w:tentative="1">
+      <w:start w:val="1"/>
+      <w:numFmt w:val="bullet"/>
+      <w:lvlText w:val=""/>
+      <w:lvlJc w:val="left"/>
+      <w:pPr>
+        <w:tabs>
+          <w:tab w:val="num" w:pos="5760"/>
+        </w:tabs>
+        <w:ind w:left="5760" w:hanging="360"/>
+      </w:pPr>
+      <w:rPr>
+        <w:rFonts w:ascii="Wingdings" w:hAnsi="Wingdings" w:hint="default"/>
+        <w:sz w:val="20"/>
+      </w:rPr>
+    </w:lvl>
+    <w:lvl w:ilvl="8" w:tentative="1">
+      <w:start w:val="1"/>
+      <w:numFmt w:val="bullet"/>
+      <w:lvlText w:val=""/>
+      <w:lvlJc w:val="left"/>
+      <w:pPr>
+        <w:tabs>
+          <w:tab w:val="num" w:pos="6480"/>
+        </w:tabs>
+        <w:ind w:left="6480" w:hanging="360"/>
+      </w:pPr>
+      <w:rPr>
+        <w:rFonts w:ascii="Wingdings" w:hAnsi="Wingdings" w:hint="default"/>
+        <w:sz w:val="20"/>
+      </w:rPr>
+    </w:lvl>
+  </w:abstractNum>
   <w:num w:numId="1">
     <w:abstractNumId w:val="0"/>
+  </w:num>
+  <w:num w:numId="2">
+    <w:abstractNumId w:val="1"/>
   </w:num>
 </w:numbering>
 </file>
@@ -6034,6 +6389,32 @@
     <w:uiPriority w:val="1"/>
     <w:qFormat/>
   </w:style>
+  <w:style w:type="paragraph" w:customStyle="1" w:styleId="font-claude-response-body">
+    <w:name w:val="font-claude-response-body"/>
+    <w:basedOn w:val="Normal"/>
+    <w:rsid w:val="005B3DCF"/>
+    <w:pPr>
+      <w:widowControl/>
+      <w:autoSpaceDE/>
+      <w:autoSpaceDN/>
+      <w:spacing w:before="100" w:beforeAutospacing="1" w:after="100" w:afterAutospacing="1"/>
+    </w:pPr>
+    <w:rPr>
+      <w:sz w:val="24"/>
+      <w:szCs w:val="24"/>
+    </w:rPr>
+  </w:style>
+  <w:style w:type="character" w:styleId="Strong">
+    <w:name w:val="Strong"/>
+    <w:basedOn w:val="DefaultParagraphFont"/>
+    <w:uiPriority w:val="22"/>
+    <w:qFormat/>
+    <w:rsid w:val="005B3DCF"/>
+    <w:rPr>
+      <w:b/>
+      <w:bCs/>
+    </w:rPr>
+  </w:style>
 </w:styles>
 </file>
 
